--- a/artifacts/CORE-05/build/internal-policy-library-employee-handbook.docx
+++ b/artifacts/CORE-05/build/internal-policy-library-employee-handbook.docx
@@ -8,15 +8,6 @@
         <w:pStyle w:val="Heading1"/>
       </w:pPr>
       <w:r>
-        <w:rPr>
-          <w:rStyle w:val="SectionNumber"/>
-        </w:rPr>
-        <w:t xml:space="preserve">1</w:t>
-      </w:r>
-      <w:r>
-        <w:tab/>
-      </w:r>
-      <w:r>
         <w:t xml:space="preserve">Employee Handbook</w:t>
       </w:r>
     </w:p>
@@ -25,15 +16,6 @@
       <w:pPr>
         <w:pStyle w:val="Heading2"/>
       </w:pPr>
-      <w:r>
-        <w:rPr>
-          <w:rStyle w:val="SectionNumber"/>
-        </w:rPr>
-        <w:t xml:space="preserve">1.1</w:t>
-      </w:r>
-      <w:r>
-        <w:tab/>
-      </w:r>
       <w:r>
         <w:t xml:space="preserve">Document Control</w:t>
       </w:r>
@@ -324,15 +306,6 @@
         <w:pStyle w:val="Heading2"/>
       </w:pPr>
       <w:r>
-        <w:rPr>
-          <w:rStyle w:val="SectionNumber"/>
-        </w:rPr>
-        <w:t xml:space="preserve">1.2</w:t>
-      </w:r>
-      <w:r>
-        <w:tab/>
-      </w:r>
-      <w:r>
         <w:t xml:space="preserve">1. Welcome and How to Use This Handbook</w:t>
       </w:r>
     </w:p>
@@ -366,15 +339,6 @@
       <w:pPr>
         <w:pStyle w:val="Heading2"/>
       </w:pPr>
-      <w:r>
-        <w:rPr>
-          <w:rStyle w:val="SectionNumber"/>
-        </w:rPr>
-        <w:t xml:space="preserve">1.3</w:t>
-      </w:r>
-      <w:r>
-        <w:tab/>
-      </w:r>
       <w:r>
         <w:t xml:space="preserve">2. Employment Basics</w:t>
       </w:r>
@@ -458,15 +422,6 @@
         <w:pStyle w:val="Heading2"/>
       </w:pPr>
       <w:r>
-        <w:rPr>
-          <w:rStyle w:val="SectionNumber"/>
-        </w:rPr>
-        <w:t xml:space="preserve">1.4</w:t>
-      </w:r>
-      <w:r>
-        <w:tab/>
-      </w:r>
-      <w:r>
         <w:t xml:space="preserve">3. Equal Opportunity and Anti-Harassment</w:t>
       </w:r>
     </w:p>
@@ -519,15 +474,6 @@
         <w:pStyle w:val="Heading2"/>
       </w:pPr>
       <w:r>
-        <w:rPr>
-          <w:rStyle w:val="SectionNumber"/>
-        </w:rPr>
-        <w:t xml:space="preserve">1.5</w:t>
-      </w:r>
-      <w:r>
-        <w:tab/>
-      </w:r>
-      <w:r>
         <w:t xml:space="preserve">4. Hours, Timekeeping and Overtime</w:t>
       </w:r>
     </w:p>
@@ -590,15 +536,6 @@
         <w:pStyle w:val="Heading2"/>
       </w:pPr>
       <w:r>
-        <w:rPr>
-          <w:rStyle w:val="SectionNumber"/>
-        </w:rPr>
-        <w:t xml:space="preserve">1.6</w:t>
-      </w:r>
-      <w:r>
-        <w:tab/>
-      </w:r>
-      <w:r>
         <w:t xml:space="preserve">5. Compensation and Payroll</w:t>
       </w:r>
     </w:p>
@@ -640,15 +577,6 @@
       <w:pPr>
         <w:pStyle w:val="Heading2"/>
       </w:pPr>
-      <w:r>
-        <w:rPr>
-          <w:rStyle w:val="SectionNumber"/>
-        </w:rPr>
-        <w:t xml:space="preserve">1.7</w:t>
-      </w:r>
-      <w:r>
-        <w:tab/>
-      </w:r>
       <w:r>
         <w:t xml:space="preserve">6. Paid Time Off and Holidays</w:t>
       </w:r>
@@ -768,15 +696,6 @@
         <w:pStyle w:val="Heading2"/>
       </w:pPr>
       <w:r>
-        <w:rPr>
-          <w:rStyle w:val="SectionNumber"/>
-        </w:rPr>
-        <w:t xml:space="preserve">1.8</w:t>
-      </w:r>
-      <w:r>
-        <w:tab/>
-      </w:r>
-      <w:r>
         <w:t xml:space="preserve">7. Sick Leave</w:t>
       </w:r>
     </w:p>
@@ -818,15 +737,6 @@
       <w:pPr>
         <w:pStyle w:val="Heading2"/>
       </w:pPr>
-      <w:r>
-        <w:rPr>
-          <w:rStyle w:val="SectionNumber"/>
-        </w:rPr>
-        <w:t xml:space="preserve">1.9</w:t>
-      </w:r>
-      <w:r>
-        <w:tab/>
-      </w:r>
       <w:r>
         <w:t xml:space="preserve">8. Leaves of Absence</w:t>
       </w:r>
@@ -972,15 +882,6 @@
         <w:pStyle w:val="Heading2"/>
       </w:pPr>
       <w:r>
-        <w:rPr>
-          <w:rStyle w:val="SectionNumber"/>
-        </w:rPr>
-        <w:t xml:space="preserve">1.10</w:t>
-      </w:r>
-      <w:r>
-        <w:tab/>
-      </w:r>
-      <w:r>
         <w:t xml:space="preserve">9. Benefits Eligibility</w:t>
       </w:r>
     </w:p>
@@ -1023,15 +924,6 @@
         <w:pStyle w:val="Heading2"/>
       </w:pPr>
       <w:r>
-        <w:rPr>
-          <w:rStyle w:val="SectionNumber"/>
-        </w:rPr>
-        <w:t xml:space="preserve">1.11</w:t>
-      </w:r>
-      <w:r>
-        <w:tab/>
-      </w:r>
-      <w:r>
         <w:t xml:space="preserve">10. Performance and Development</w:t>
       </w:r>
     </w:p>
@@ -1073,15 +965,6 @@
       <w:pPr>
         <w:pStyle w:val="Heading2"/>
       </w:pPr>
-      <w:r>
-        <w:rPr>
-          <w:rStyle w:val="SectionNumber"/>
-        </w:rPr>
-        <w:t xml:space="preserve">1.12</w:t>
-      </w:r>
-      <w:r>
-        <w:tab/>
-      </w:r>
       <w:r>
         <w:t xml:space="preserve">11. Benefits During Leave</w:t>
       </w:r>
@@ -1191,15 +1074,6 @@
         <w:pStyle w:val="Heading2"/>
       </w:pPr>
       <w:r>
-        <w:rPr>
-          <w:rStyle w:val="SectionNumber"/>
-        </w:rPr>
-        <w:t xml:space="preserve">1.13</w:t>
-      </w:r>
-      <w:r>
-        <w:tab/>
-      </w:r>
-      <w:r>
         <w:t xml:space="preserve">12. Standards of Conduct</w:t>
       </w:r>
     </w:p>
@@ -1262,15 +1136,6 @@
         <w:pStyle w:val="Heading2"/>
       </w:pPr>
       <w:r>
-        <w:rPr>
-          <w:rStyle w:val="SectionNumber"/>
-        </w:rPr>
-        <w:t xml:space="preserve">1.14</w:t>
-      </w:r>
-      <w:r>
-        <w:tab/>
-      </w:r>
-      <w:r>
         <w:t xml:space="preserve">13. Complaint and Investigation Procedure</w:t>
       </w:r>
     </w:p>
@@ -1305,15 +1170,6 @@
         <w:pStyle w:val="Heading2"/>
       </w:pPr>
       <w:r>
-        <w:rPr>
-          <w:rStyle w:val="SectionNumber"/>
-        </w:rPr>
-        <w:t xml:space="preserve">1.15</w:t>
-      </w:r>
-      <w:r>
-        <w:tab/>
-      </w:r>
-      <w:r>
         <w:t xml:space="preserve">14. Separation from Employment</w:t>
       </w:r>
     </w:p>
@@ -1356,15 +1212,6 @@
         <w:pStyle w:val="Heading2"/>
       </w:pPr>
       <w:r>
-        <w:rPr>
-          <w:rStyle w:val="SectionNumber"/>
-        </w:rPr>
-        <w:t xml:space="preserve">1.16</w:t>
-      </w:r>
-      <w:r>
-        <w:tab/>
-      </w:r>
-      <w:r>
         <w:t xml:space="preserve">15. Acknowledgment</w:t>
       </w:r>
     </w:p>
@@ -1390,15 +1237,6 @@
       <w:pPr>
         <w:pStyle w:val="Heading2"/>
       </w:pPr>
-      <w:r>
-        <w:rPr>
-          <w:rStyle w:val="SectionNumber"/>
-        </w:rPr>
-        <w:t xml:space="preserve">1.17</w:t>
-      </w:r>
-      <w:r>
-        <w:tab/>
-      </w:r>
       <w:r>
         <w:t xml:space="preserve">Version History</w:t>
       </w:r>
